--- a/docs/PUS052643LJ 獨家中釜玩麗水五天(不走人蔘護肝+升等3晚5花)-台中真航.docx
+++ b/docs/PUS052643LJ 獨家中釜玩麗水五天(不走人蔘護肝+升等3晚5花)-台中真航.docx
@@ -8,7 +8,7 @@
         <w:spacing w:before="100" w:beforeAutospacing="1" w:after="100" w:afterAutospacing="1" w:line="240" w:lineRule="auto"/>
         <w:jc w:val="center"/>
         <w:rPr>
-          <w:rFonts w:ascii="Times New Roman" w:hAnsi="Times New Roman" w:hint="eastAsia"/>
+          <w:rFonts w:ascii="Times New Roman" w:hAnsi="Times New Roman"/>
           <w:color w:val="000000"/>
           <w:kern w:val="0"/>
           <w:sz w:val="27"/>
@@ -23,7 +23,27 @@
           <w:sz w:val="48"/>
           <w:szCs w:val="48"/>
         </w:rPr>
-        <w:t>獨家中釜玩麗水五天</w:t>
+        <w:t>獨家中釜玩麗水</w:t>
+      </w:r>
+      <w:r>
+        <w:rPr>
+          <w:rFonts w:ascii="標楷體" w:eastAsia="標楷體" w:hAnsi="標楷體" w:hint="eastAsia"/>
+          <w:color w:val="000000"/>
+          <w:kern w:val="0"/>
+          <w:sz w:val="48"/>
+          <w:szCs w:val="48"/>
+        </w:rPr>
+        <w:t>5</w:t>
+      </w:r>
+      <w:r>
+        <w:rPr>
+          <w:rFonts w:ascii="標楷體" w:eastAsia="標楷體" w:hAnsi="標楷體"/>
+          <w:color w:val="000000"/>
+          <w:kern w:val="0"/>
+          <w:sz w:val="48"/>
+          <w:szCs w:val="48"/>
+        </w:rPr>
+        <w:t>天</w:t>
       </w:r>
       <w:r>
         <w:rPr>
@@ -103,7 +123,7 @@
           <w:sz w:val="48"/>
           <w:szCs w:val="48"/>
         </w:rPr>
-        <w:t>星球水族館.順天灣國家園林(含遊園車).泰迪熊博物館.伽倻主題公園+韓服體驗+塗鴉秀.韓式下午茶【</w:t>
+        <w:t>星球水族館.順天灣國家園林.泰迪熊博物館.伽倻主題公園+韓服體驗+塗鴉秀.韓式下午茶【</w:t>
       </w:r>
       <w:r>
         <w:rPr>
@@ -195,7 +215,7 @@
                     <w:spacing w:after="0" w:line="240" w:lineRule="auto"/>
                     <w:jc w:val="center"/>
                     <w:rPr>
-                      <w:rFonts w:ascii="標楷體" w:eastAsia="標楷體" w:hAnsi="標楷體" w:cs="新細明體" w:hint="eastAsia"/>
+                      <w:rFonts w:ascii="標楷體" w:eastAsia="標楷體" w:hAnsi="標楷體" w:cs="新細明體"/>
                       <w:b/>
                       <w:bCs/>
                       <w:color w:val="FF0000"/>
@@ -1176,6 +1196,7 @@
                 <w:kern w:val="0"/>
               </w:rPr>
             </w:pPr>
+            <w:proofErr w:type="gramStart"/>
             <w:r>
               <w:rPr>
                 <w:rFonts w:ascii="標楷體" w:eastAsia="標楷體" w:hAnsi="標楷體" w:cs="新細明體"/>
@@ -1184,7 +1205,84 @@
                 <w:color w:val="000000"/>
                 <w:kern w:val="0"/>
               </w:rPr>
-              <w:t>順天灣國家園林(含遊園車)→順天灣自然生態公園→麗水水陸動物星球水族館(欣賞水中表演秀)→LUGE渠道滑車+纜車(二次體驗券)→泰迪熊博物館</w:t>
+              <w:t>順天灣國家</w:t>
+            </w:r>
+            <w:proofErr w:type="gramEnd"/>
+            <w:r>
+              <w:rPr>
+                <w:rFonts w:ascii="標楷體" w:eastAsia="標楷體" w:hAnsi="標楷體" w:cs="新細明體"/>
+                <w:b/>
+                <w:bCs/>
+                <w:color w:val="000000"/>
+                <w:kern w:val="0"/>
+              </w:rPr>
+              <w:t>園林(含遊園車)→</w:t>
+            </w:r>
+            <w:proofErr w:type="gramStart"/>
+            <w:r>
+              <w:rPr>
+                <w:rFonts w:ascii="標楷體" w:eastAsia="標楷體" w:hAnsi="標楷體" w:cs="新細明體"/>
+                <w:b/>
+                <w:bCs/>
+                <w:color w:val="000000"/>
+                <w:kern w:val="0"/>
+              </w:rPr>
+              <w:t>順天灣自然</w:t>
+            </w:r>
+            <w:proofErr w:type="gramEnd"/>
+            <w:r>
+              <w:rPr>
+                <w:rFonts w:ascii="標楷體" w:eastAsia="標楷體" w:hAnsi="標楷體" w:cs="新細明體"/>
+                <w:b/>
+                <w:bCs/>
+                <w:color w:val="000000"/>
+                <w:kern w:val="0"/>
+              </w:rPr>
+              <w:t>生態公園→麗水水陸動物星球水族館(欣賞水中表演秀)→LUGE渠道滑車+纜車(二次體驗</w:t>
+            </w:r>
+            <w:proofErr w:type="gramStart"/>
+            <w:r>
+              <w:rPr>
+                <w:rFonts w:ascii="標楷體" w:eastAsia="標楷體" w:hAnsi="標楷體" w:cs="新細明體"/>
+                <w:b/>
+                <w:bCs/>
+                <w:color w:val="000000"/>
+                <w:kern w:val="0"/>
+              </w:rPr>
+              <w:t>券</w:t>
+            </w:r>
+            <w:proofErr w:type="gramEnd"/>
+            <w:r>
+              <w:rPr>
+                <w:rFonts w:ascii="標楷體" w:eastAsia="標楷體" w:hAnsi="標楷體" w:cs="新細明體"/>
+                <w:b/>
+                <w:bCs/>
+                <w:color w:val="000000"/>
+                <w:kern w:val="0"/>
+              </w:rPr>
+              <w:t>)→泰</w:t>
+            </w:r>
+            <w:proofErr w:type="gramStart"/>
+            <w:r>
+              <w:rPr>
+                <w:rFonts w:ascii="標楷體" w:eastAsia="標楷體" w:hAnsi="標楷體" w:cs="新細明體"/>
+                <w:b/>
+                <w:bCs/>
+                <w:color w:val="000000"/>
+                <w:kern w:val="0"/>
+              </w:rPr>
+              <w:t>迪</w:t>
+            </w:r>
+            <w:proofErr w:type="gramEnd"/>
+            <w:r>
+              <w:rPr>
+                <w:rFonts w:ascii="標楷體" w:eastAsia="標楷體" w:hAnsi="標楷體" w:cs="新細明體"/>
+                <w:b/>
+                <w:bCs/>
+                <w:color w:val="000000"/>
+                <w:kern w:val="0"/>
+              </w:rPr>
+              <w:t>熊博物館</w:t>
             </w:r>
             <w:r>
               <w:rPr>
@@ -1193,7 +1291,61 @@
                 <w:kern w:val="0"/>
               </w:rPr>
               <w:br/>
-              <w:t>【順天灣國家園林(含遊園車)】是為保護世界五大沿岸濕地之一的順天灣而打造出的韓國第一座國家庭園，庭園佔地112萬㎡(34萬坪)，植有505種、79萬株樹木，及113種、315萬株花。每逢春天，</w:t>
+              <w:t>【順天灣國家園林(含遊園車)】是為保護世界五大沿岸濕地之</w:t>
+            </w:r>
+            <w:proofErr w:type="gramStart"/>
+            <w:r>
+              <w:rPr>
+                <w:rFonts w:ascii="標楷體" w:eastAsia="標楷體" w:hAnsi="標楷體" w:cs="新細明體"/>
+                <w:color w:val="330033"/>
+                <w:kern w:val="0"/>
+              </w:rPr>
+              <w:t>一</w:t>
+            </w:r>
+            <w:proofErr w:type="gramEnd"/>
+            <w:r>
+              <w:rPr>
+                <w:rFonts w:ascii="標楷體" w:eastAsia="標楷體" w:hAnsi="標楷體" w:cs="新細明體"/>
+                <w:color w:val="330033"/>
+                <w:kern w:val="0"/>
+              </w:rPr>
+              <w:t>的</w:t>
+            </w:r>
+            <w:proofErr w:type="gramStart"/>
+            <w:r>
+              <w:rPr>
+                <w:rFonts w:ascii="標楷體" w:eastAsia="標楷體" w:hAnsi="標楷體" w:cs="新細明體"/>
+                <w:color w:val="330033"/>
+                <w:kern w:val="0"/>
+              </w:rPr>
+              <w:t>順天灣而</w:t>
+            </w:r>
+            <w:proofErr w:type="gramEnd"/>
+            <w:r>
+              <w:rPr>
+                <w:rFonts w:ascii="標楷體" w:eastAsia="標楷體" w:hAnsi="標楷體" w:cs="新細明體"/>
+                <w:color w:val="330033"/>
+                <w:kern w:val="0"/>
+              </w:rPr>
+              <w:t>打造出的韓國第一座國家庭園，庭園佔地112萬</w:t>
+            </w:r>
+            <w:proofErr w:type="gramStart"/>
+            <w:r>
+              <w:rPr>
+                <w:rFonts w:ascii="標楷體" w:eastAsia="標楷體" w:hAnsi="標楷體" w:cs="新細明體"/>
+                <w:color w:val="330033"/>
+                <w:kern w:val="0"/>
+              </w:rPr>
+              <w:t>㎡</w:t>
+            </w:r>
+            <w:proofErr w:type="gramEnd"/>
+            <w:r>
+              <w:rPr>
+                <w:rFonts w:ascii="標楷體" w:eastAsia="標楷體" w:hAnsi="標楷體" w:cs="新細明體"/>
+                <w:color w:val="330033"/>
+                <w:kern w:val="0"/>
+              </w:rPr>
+              <w:t>(34萬坪)，植有505種、79萬株樹木，及113種、315萬株花。每逢春</w:t>
             </w:r>
             <w:r>
               <w:rPr>
@@ -1202,14 +1354,23 @@
                 <w:kern w:val="0"/>
               </w:rPr>
               <w:lastRenderedPageBreak/>
-              <w:t>鬱金香與躑躅等百花齊放，形成壯麗景觀。</w:t>
-            </w:r>
+              <w:t>天，鬱金香與躑躅等百花齊放，形成壯麗景觀。</w:t>
+            </w:r>
+            <w:proofErr w:type="gramStart"/>
             <w:r>
               <w:rPr>
                 <w:rFonts w:ascii="標楷體" w:eastAsia="標楷體" w:hAnsi="標楷體"/>
                 <w:color w:val="FF0000"/>
               </w:rPr>
-              <w:t>註：</w:t>
+              <w:t>註</w:t>
+            </w:r>
+            <w:proofErr w:type="gramEnd"/>
+            <w:r>
+              <w:rPr>
+                <w:rFonts w:ascii="標楷體" w:eastAsia="標楷體" w:hAnsi="標楷體"/>
+                <w:color w:val="FF0000"/>
+              </w:rPr>
+              <w:t>：</w:t>
             </w:r>
             <w:r>
               <w:rPr>
@@ -1253,7 +1414,25 @@
                 <w:kern w:val="0"/>
               </w:rPr>
               <w:br/>
-              <w:t>【麗水Aqua Planet海洋世界】2012年與麗水世界博覽會同時開幕的韓華麗水Aqua Planet海洋世界，為韓國第二大的水族館，也是南道地區的主要地標，每年有上百萬人造訪。館內包含韓國稀有種白鯨與貝加爾海豹等在內，共有280多種、3萬4千多隻各式各樣的海洋生物，等著遊客的到來。</w:t>
+              <w:t>【麗水Aqua Planet海洋世界】2012年與麗水世界博覽會同時開幕的韓華麗水Aqua Planet海洋世界，為韓國第二大的水族館，也是南道地區的主要地標，每年有上百萬人造訪。館內包含韓國稀有種白鯨與貝加爾海豹等在內，共有280</w:t>
+            </w:r>
+            <w:proofErr w:type="gramStart"/>
+            <w:r>
+              <w:rPr>
+                <w:rFonts w:ascii="標楷體" w:eastAsia="標楷體" w:hAnsi="標楷體" w:cs="新細明體"/>
+                <w:color w:val="330033"/>
+                <w:kern w:val="0"/>
+              </w:rPr>
+              <w:t>多種、</w:t>
+            </w:r>
+            <w:proofErr w:type="gramEnd"/>
+            <w:r>
+              <w:rPr>
+                <w:rFonts w:ascii="標楷體" w:eastAsia="標楷體" w:hAnsi="標楷體" w:cs="新細明體"/>
+                <w:color w:val="330033"/>
+                <w:kern w:val="0"/>
+              </w:rPr>
+              <w:t>3萬4千多隻各式各樣的海洋生物，等著遊客的到來。</w:t>
             </w:r>
             <w:r>
               <w:rPr>
@@ -1262,7 +1441,25 @@
                 <w:kern w:val="0"/>
               </w:rPr>
               <w:br/>
-              <w:t>【麗水LUGE渠道滑車+纜車】適合所有年齡和性別的人的刺激體驗，特製的非機動車利用重力沿著 1.3 公里長的超長軌道滑行。在這裡，您可以欣賞到開闊、不羈的海景和山、海、天然岩石相協調的優美自然環境。</w:t>
+              <w:t>【麗水LUGE渠道滑車+纜車】適合所有年齡和性別的人的刺激體驗，特製的非機動車利用重力沿著 1.3 公里長的超長軌道滑行。在這裡，您可以欣賞到</w:t>
+            </w:r>
+            <w:proofErr w:type="gramStart"/>
+            <w:r>
+              <w:rPr>
+                <w:rFonts w:ascii="標楷體" w:eastAsia="標楷體" w:hAnsi="標楷體" w:cs="新細明體"/>
+                <w:color w:val="330033"/>
+                <w:kern w:val="0"/>
+              </w:rPr>
+              <w:t>開闊、不羈</w:t>
+            </w:r>
+            <w:proofErr w:type="gramEnd"/>
+            <w:r>
+              <w:rPr>
+                <w:rFonts w:ascii="標楷體" w:eastAsia="標楷體" w:hAnsi="標楷體" w:cs="新細明體"/>
+                <w:color w:val="330033"/>
+                <w:kern w:val="0"/>
+              </w:rPr>
+              <w:t>的海景和山、海、天然岩石相協調的優美自然環境。</w:t>
             </w:r>
             <w:r>
               <w:rPr>
@@ -1272,31 +1469,77 @@
               </w:rPr>
               <w:br/>
             </w:r>
+            <w:proofErr w:type="gramStart"/>
             <w:r>
               <w:rPr>
                 <w:rFonts w:ascii="標楷體" w:eastAsia="標楷體" w:hAnsi="標楷體" w:cs="新細明體"/>
                 <w:color w:val="FF0000"/>
                 <w:kern w:val="0"/>
               </w:rPr>
-              <w:t>註：LUGE斜坡滑車注意事項*渠道滑車體驗，需排隊，敬請見諒。</w:t>
-            </w:r>
+              <w:t>註</w:t>
+            </w:r>
+            <w:proofErr w:type="gramEnd"/>
             <w:r>
               <w:rPr>
                 <w:rFonts w:ascii="標楷體" w:eastAsia="標楷體" w:hAnsi="標楷體" w:cs="新細明體"/>
                 <w:color w:val="FF0000"/>
                 <w:kern w:val="0"/>
               </w:rPr>
+              <w:t>：LUGE斜坡滑車注意事項*渠道滑車體驗，需排隊，敬請見諒。</w:t>
+            </w:r>
+            <w:r>
+              <w:rPr>
+                <w:rFonts w:ascii="標楷體" w:eastAsia="標楷體" w:hAnsi="標楷體" w:cs="新細明體"/>
+                <w:color w:val="FF0000"/>
+                <w:kern w:val="0"/>
+              </w:rPr>
               <w:br/>
-              <w:t>*斜波滑車體驗85公分以下不可以乘坐，85公分-109公分需成人陪同乘坐纜車及斜坡滑車。</w:t>
-            </w:r>
+              <w:t>*</w:t>
+            </w:r>
+            <w:proofErr w:type="gramStart"/>
             <w:r>
               <w:rPr>
                 <w:rFonts w:ascii="標楷體" w:eastAsia="標楷體" w:hAnsi="標楷體" w:cs="新細明體"/>
                 <w:color w:val="FF0000"/>
                 <w:kern w:val="0"/>
               </w:rPr>
+              <w:t>斜波滑車</w:t>
+            </w:r>
+            <w:proofErr w:type="gramEnd"/>
+            <w:r>
+              <w:rPr>
+                <w:rFonts w:ascii="標楷體" w:eastAsia="標楷體" w:hAnsi="標楷體" w:cs="新細明體"/>
+                <w:color w:val="FF0000"/>
+                <w:kern w:val="0"/>
+              </w:rPr>
+              <w:t>體驗85公分以下不可以乘坐，85公分-109公分需成人陪同乘坐纜車及斜坡滑車。</w:t>
+            </w:r>
+            <w:r>
+              <w:rPr>
+                <w:rFonts w:ascii="標楷體" w:eastAsia="標楷體" w:hAnsi="標楷體" w:cs="新細明體"/>
+                <w:color w:val="FF0000"/>
+                <w:kern w:val="0"/>
+              </w:rPr>
               <w:br/>
-              <w:t>*110~134公分的孩童，需雙人共同乘坐纜車，斜坡滑車則是一人一台。</w:t>
+              <w:t>*110~134公分的孩童，</w:t>
+            </w:r>
+            <w:proofErr w:type="gramStart"/>
+            <w:r>
+              <w:rPr>
+                <w:rFonts w:ascii="標楷體" w:eastAsia="標楷體" w:hAnsi="標楷體" w:cs="新細明體"/>
+                <w:color w:val="FF0000"/>
+                <w:kern w:val="0"/>
+              </w:rPr>
+              <w:t>需雙人</w:t>
+            </w:r>
+            <w:proofErr w:type="gramEnd"/>
+            <w:r>
+              <w:rPr>
+                <w:rFonts w:ascii="標楷體" w:eastAsia="標楷體" w:hAnsi="標楷體" w:cs="新細明體"/>
+                <w:color w:val="FF0000"/>
+                <w:kern w:val="0"/>
+              </w:rPr>
+              <w:t>共同乘坐纜車，斜坡滑車則是一人一台。</w:t>
             </w:r>
             <w:r>
               <w:rPr>
@@ -1314,7 +1557,25 @@
                 <w:kern w:val="0"/>
               </w:rPr>
               <w:br/>
-              <w:t>*本活動有一定的危險程度，請務必遵守安全守則及配帶護具設施，並與旁車保持安全距離。</w:t>
+              <w:t>*本活動有一定的危險程度，請務必遵守安全守則及配帶護具設施，並</w:t>
+            </w:r>
+            <w:proofErr w:type="gramStart"/>
+            <w:r>
+              <w:rPr>
+                <w:rFonts w:ascii="標楷體" w:eastAsia="標楷體" w:hAnsi="標楷體" w:cs="新細明體"/>
+                <w:color w:val="FF0000"/>
+                <w:kern w:val="0"/>
+              </w:rPr>
+              <w:t>與旁車</w:t>
+            </w:r>
+            <w:proofErr w:type="gramEnd"/>
+            <w:r>
+              <w:rPr>
+                <w:rFonts w:ascii="標楷體" w:eastAsia="標楷體" w:hAnsi="標楷體" w:cs="新細明體"/>
+                <w:color w:val="FF0000"/>
+                <w:kern w:val="0"/>
+              </w:rPr>
+              <w:t>保持安全距離。</w:t>
             </w:r>
             <w:r>
               <w:rPr>
@@ -1332,7 +1593,43 @@
                 <w:kern w:val="0"/>
               </w:rPr>
               <w:br/>
-              <w:t>【麗水泰迪熊博物館】是韓國5大泰迪熊博物館之一，館內最大特色在於，大幅減少傳統展覽的玻璃牆，並運用泰迪熊展示世界各國不同文化特色，同時在館內設計大量拍照打卡景點，讓旅客透過互動方式，拍出活潑可愛的照片。</w:t>
+              <w:t>【麗水泰迪熊博物館】是韓國5大泰</w:t>
+            </w:r>
+            <w:proofErr w:type="gramStart"/>
+            <w:r>
+              <w:rPr>
+                <w:rFonts w:ascii="標楷體" w:eastAsia="標楷體" w:hAnsi="標楷體" w:cs="新細明體"/>
+                <w:color w:val="330033"/>
+                <w:kern w:val="0"/>
+              </w:rPr>
+              <w:t>迪</w:t>
+            </w:r>
+            <w:proofErr w:type="gramEnd"/>
+            <w:r>
+              <w:rPr>
+                <w:rFonts w:ascii="標楷體" w:eastAsia="標楷體" w:hAnsi="標楷體" w:cs="新細明體"/>
+                <w:color w:val="330033"/>
+                <w:kern w:val="0"/>
+              </w:rPr>
+              <w:t>熊博物館之一，館內最大特色在於，大幅減少傳統展覽的玻璃牆，並運用泰</w:t>
+            </w:r>
+            <w:proofErr w:type="gramStart"/>
+            <w:r>
+              <w:rPr>
+                <w:rFonts w:ascii="標楷體" w:eastAsia="標楷體" w:hAnsi="標楷體" w:cs="新細明體"/>
+                <w:color w:val="330033"/>
+                <w:kern w:val="0"/>
+              </w:rPr>
+              <w:t>迪</w:t>
+            </w:r>
+            <w:proofErr w:type="gramEnd"/>
+            <w:r>
+              <w:rPr>
+                <w:rFonts w:ascii="標楷體" w:eastAsia="標楷體" w:hAnsi="標楷體" w:cs="新細明體"/>
+                <w:color w:val="330033"/>
+                <w:kern w:val="0"/>
+              </w:rPr>
+              <w:t>熊展示世界各國不同文化特色，同時在館內設計大量拍照打卡景點，讓旅客透過互動方式，拍出活潑可愛的照片。</w:t>
             </w:r>
           </w:p>
         </w:tc>
@@ -1394,7 +1691,23 @@
                 <w:rFonts w:ascii="標楷體" w:eastAsia="標楷體" w:hAnsi="標楷體" w:cs="新細明體"/>
                 <w:kern w:val="0"/>
               </w:rPr>
-              <w:t xml:space="preserve">早餐：飯店內早餐　　中餐：明倫進士-烤肉食放題(熟食區+沙拉吧+飲料歡樂吧)　　晚餐：麗水海陸饗宴(烤五花肉+海鮮盤+炒飯)+熟食區+蔬菜盤+泡菜　　</w:t>
+              <w:t>早餐：飯店內早餐　　中餐：明倫進士-烤肉</w:t>
+            </w:r>
+            <w:proofErr w:type="gramStart"/>
+            <w:r>
+              <w:rPr>
+                <w:rFonts w:ascii="標楷體" w:eastAsia="標楷體" w:hAnsi="標楷體" w:cs="新細明體"/>
+                <w:kern w:val="0"/>
+              </w:rPr>
+              <w:t>食放題</w:t>
+            </w:r>
+            <w:proofErr w:type="gramEnd"/>
+            <w:r>
+              <w:rPr>
+                <w:rFonts w:ascii="標楷體" w:eastAsia="標楷體" w:hAnsi="標楷體" w:cs="新細明體"/>
+                <w:kern w:val="0"/>
+              </w:rPr>
+              <w:t xml:space="preserve">(熟食區+沙拉吧+飲料歡樂吧)　　晚餐：麗水海陸饗宴(烤五花肉+海鮮盤+炒飯)+熟食區+蔬菜盤+泡菜　　</w:t>
             </w:r>
           </w:p>
         </w:tc>
@@ -1466,7 +1779,27 @@
                   <w:kern w:val="0"/>
                   <w:u w:val="single"/>
                 </w:rPr>
-                <w:t>五花特一麗水帆船飯店</w:t>
+                <w:t>五花特</w:t>
+              </w:r>
+              <w:proofErr w:type="gramStart"/>
+              <w:r>
+                <w:rPr>
+                  <w:rFonts w:ascii="標楷體" w:eastAsia="標楷體" w:hAnsi="標楷體" w:cs="新細明體"/>
+                  <w:color w:val="0000FF"/>
+                  <w:kern w:val="0"/>
+                  <w:u w:val="single"/>
+                </w:rPr>
+                <w:t>一</w:t>
+              </w:r>
+              <w:proofErr w:type="gramEnd"/>
+              <w:r>
+                <w:rPr>
+                  <w:rFonts w:ascii="標楷體" w:eastAsia="標楷體" w:hAnsi="標楷體" w:cs="新細明體"/>
+                  <w:color w:val="0000FF"/>
+                  <w:kern w:val="0"/>
+                  <w:u w:val="single"/>
+                </w:rPr>
+                <w:t>麗水帆船飯店</w:t>
               </w:r>
             </w:hyperlink>
             <w:r>
@@ -1613,7 +1946,43 @@
                 <w:kern w:val="0"/>
               </w:rPr>
               <w:br/>
-              <w:t>【海東龍宮寺】主奉觀音菩薩，與襄陽洛山寺、南海菩提庵並列韓國三大觀音聖地，最初稱為普門寺，1974年後因住持夢見白衣觀音乘龍升天，便將寺廟名稱更名為《龍宮寺》。此寺廟信徒眾多，人聲鼎沸與浪濤拍打崖邊，激起陣陣的雪白浪花相互輝映，十分壯觀，此時，不妨入境隨俗，在祈願瓦片上寫上自己的願望，保佑心想事成，據說相當靈驗。</w:t>
+              <w:t>【海東龍宮寺】主奉觀音菩薩，與襄陽洛山寺、南海菩提庵並列韓國三大觀音聖地，最初稱為普門寺，1974年後因住持夢見白衣觀音乘龍升天，便將寺廟名稱更名為《龍宮寺》。此寺廟信徒</w:t>
+            </w:r>
+            <w:proofErr w:type="gramStart"/>
+            <w:r>
+              <w:rPr>
+                <w:rFonts w:ascii="標楷體" w:eastAsia="標楷體" w:hAnsi="標楷體" w:cs="新細明體"/>
+                <w:color w:val="330033"/>
+                <w:kern w:val="0"/>
+              </w:rPr>
+              <w:t>眾多，</w:t>
+            </w:r>
+            <w:proofErr w:type="gramEnd"/>
+            <w:r>
+              <w:rPr>
+                <w:rFonts w:ascii="標楷體" w:eastAsia="標楷體" w:hAnsi="標楷體" w:cs="新細明體"/>
+                <w:color w:val="330033"/>
+                <w:kern w:val="0"/>
+              </w:rPr>
+              <w:t>人聲鼎沸與浪濤拍打崖邊，激起陣陣的雪白浪花相互輝映，十分壯觀，此時，不妨入境隨俗，在</w:t>
+            </w:r>
+            <w:proofErr w:type="gramStart"/>
+            <w:r>
+              <w:rPr>
+                <w:rFonts w:ascii="標楷體" w:eastAsia="標楷體" w:hAnsi="標楷體" w:cs="新細明體"/>
+                <w:color w:val="330033"/>
+                <w:kern w:val="0"/>
+              </w:rPr>
+              <w:t>祈</w:t>
+            </w:r>
+            <w:proofErr w:type="gramEnd"/>
+            <w:r>
+              <w:rPr>
+                <w:rFonts w:ascii="標楷體" w:eastAsia="標楷體" w:hAnsi="標楷體" w:cs="新細明體"/>
+                <w:color w:val="330033"/>
+                <w:kern w:val="0"/>
+              </w:rPr>
+              <w:t>願瓦片上寫上自己的願望，保佑心想事成，據說相當靈驗。</w:t>
             </w:r>
             <w:r>
               <w:rPr>
@@ -1622,7 +1991,61 @@
                 <w:kern w:val="0"/>
               </w:rPr>
               <w:br/>
-              <w:t>【韓服體驗】韓服是自古傳承而來的韓國傳統服飾，至今仍是傳統節日或結婚典禮等重要日子的一種主要服裝。穿著韓服走在古典，高低錯落的飛簷黑瓦搭配暖色的木造門窗、梁柱，低調卻不失大氣的韓屋裡，彷彿走進朝鮮時代士大夫的大家庭之中。而韓服最大的特徵就在於它同時融合了直線與曲線，穿上之後給人一種柔和且優雅的感覺。</w:t>
+              <w:t>【韓服體驗】韓服是自古傳承而來的韓國傳統服飾，至今仍是傳統節日或結婚典禮等重要日子的一種主要服裝。穿著</w:t>
+            </w:r>
+            <w:proofErr w:type="gramStart"/>
+            <w:r>
+              <w:rPr>
+                <w:rFonts w:ascii="標楷體" w:eastAsia="標楷體" w:hAnsi="標楷體" w:cs="新細明體"/>
+                <w:color w:val="330033"/>
+                <w:kern w:val="0"/>
+              </w:rPr>
+              <w:t>韓服走在</w:t>
+            </w:r>
+            <w:proofErr w:type="gramEnd"/>
+            <w:r>
+              <w:rPr>
+                <w:rFonts w:ascii="標楷體" w:eastAsia="標楷體" w:hAnsi="標楷體" w:cs="新細明體"/>
+                <w:color w:val="330033"/>
+                <w:kern w:val="0"/>
+              </w:rPr>
+              <w:t>古典，高低錯落的</w:t>
+            </w:r>
+            <w:proofErr w:type="gramStart"/>
+            <w:r>
+              <w:rPr>
+                <w:rFonts w:ascii="標楷體" w:eastAsia="標楷體" w:hAnsi="標楷體" w:cs="新細明體"/>
+                <w:color w:val="330033"/>
+                <w:kern w:val="0"/>
+              </w:rPr>
+              <w:t>飛簷黑瓦</w:t>
+            </w:r>
+            <w:proofErr w:type="gramEnd"/>
+            <w:r>
+              <w:rPr>
+                <w:rFonts w:ascii="標楷體" w:eastAsia="標楷體" w:hAnsi="標楷體" w:cs="新細明體"/>
+                <w:color w:val="330033"/>
+                <w:kern w:val="0"/>
+              </w:rPr>
+              <w:t>搭配暖色的木造門窗、梁柱，低調卻不失大氣</w:t>
+            </w:r>
+            <w:proofErr w:type="gramStart"/>
+            <w:r>
+              <w:rPr>
+                <w:rFonts w:ascii="標楷體" w:eastAsia="標楷體" w:hAnsi="標楷體" w:cs="新細明體"/>
+                <w:color w:val="330033"/>
+                <w:kern w:val="0"/>
+              </w:rPr>
+              <w:t>的韓屋裡</w:t>
+            </w:r>
+            <w:proofErr w:type="gramEnd"/>
+            <w:r>
+              <w:rPr>
+                <w:rFonts w:ascii="標楷體" w:eastAsia="標楷體" w:hAnsi="標楷體" w:cs="新細明體"/>
+                <w:color w:val="330033"/>
+                <w:kern w:val="0"/>
+              </w:rPr>
+              <w:t>，彷彿走進朝鮮時代士大夫的大家庭之中。而韓服最大的特徵就在於它同時融合了直線與曲線，穿上之後給人一種柔和且優雅的感覺。</w:t>
             </w:r>
             <w:r>
               <w:rPr>
@@ -1631,7 +2054,24 @@
                 <w:kern w:val="0"/>
               </w:rPr>
               <w:br/>
-              <w:t>【伽倻主題公園】為了配合金海市豐富的旅游資源、促進金海市經濟發展而開發的觀光主題公園，在這裡可以通過遊戲、體驗活動、展覽等來看、來聽、來感受完整的古伽倻的燦爛歷史。致力於打造為忙碌的現代人提供休息的日常休閒空間，能夠和家人、戀人、朋友一起體會多樣文化的綜合文化空間。</w:t>
+            </w:r>
+            <w:proofErr w:type="gramStart"/>
+            <w:r>
+              <w:rPr>
+                <w:rFonts w:ascii="標楷體" w:eastAsia="標楷體" w:hAnsi="標楷體" w:cs="新細明體"/>
+                <w:color w:val="330033"/>
+                <w:kern w:val="0"/>
+              </w:rPr>
+              <w:t>【</w:t>
+            </w:r>
+            <w:proofErr w:type="gramEnd"/>
+            <w:r>
+              <w:rPr>
+                <w:rFonts w:ascii="標楷體" w:eastAsia="標楷體" w:hAnsi="標楷體" w:cs="新細明體"/>
+                <w:color w:val="330033"/>
+                <w:kern w:val="0"/>
+              </w:rPr>
+              <w:t>伽倻主題公園】為了配合金海市豐富的旅游資源、促進金海市經濟發展而開發的觀光主題公園，在這裡可以通過遊戲、體驗活動、展覽等來看、來聽、來感受完整的古伽倻的燦爛歷史。致力於打造為忙碌的現代人提供休息的日常休閒空間，能夠和家人、戀人、朋友一起體會多樣文化的綜合文化空間。</w:t>
             </w:r>
             <w:r>
               <w:rPr>
@@ -1640,7 +2080,25 @@
                 <w:kern w:val="0"/>
               </w:rPr>
               <w:br/>
-              <w:t>【塗鴉秀】結合了音樂、光線並利用幽默的表現，舞台表演結合各種畫作表現，將每幅畫變的栩栩如生，讓每幅畫在最後完成時都保證使您驚呼連連，讓您輕鬆地觀賞演出，同時體會最美的藝術氣息，您絕對不能錯過！</w:t>
+              <w:t>【塗鴉秀】結合了音樂、光線並利用幽默的表現，舞台表演結合各種畫作表現，將每</w:t>
+            </w:r>
+            <w:proofErr w:type="gramStart"/>
+            <w:r>
+              <w:rPr>
+                <w:rFonts w:ascii="標楷體" w:eastAsia="標楷體" w:hAnsi="標楷體" w:cs="新細明體"/>
+                <w:color w:val="330033"/>
+                <w:kern w:val="0"/>
+              </w:rPr>
+              <w:t>幅畫變的</w:t>
+            </w:r>
+            <w:proofErr w:type="gramEnd"/>
+            <w:r>
+              <w:rPr>
+                <w:rFonts w:ascii="標楷體" w:eastAsia="標楷體" w:hAnsi="標楷體" w:cs="新細明體"/>
+                <w:color w:val="330033"/>
+                <w:kern w:val="0"/>
+              </w:rPr>
+              <w:t>栩栩如生，讓每幅畫在最後完成時都保證使您驚呼連連，讓您輕鬆地觀賞演出，同時體會最美的藝術氣息，您絕對不能錯過！</w:t>
             </w:r>
             <w:r>
               <w:rPr>
@@ -1648,7 +2106,43 @@
                 <w:color w:val="FF0000"/>
                 <w:kern w:val="0"/>
               </w:rPr>
-              <w:t>※註：若遇秀休館或滿座，行程將作先後順序調整，不便之處敬請見諒！</w:t>
+              <w:t>※</w:t>
+            </w:r>
+            <w:proofErr w:type="gramStart"/>
+            <w:r>
+              <w:rPr>
+                <w:rFonts w:ascii="標楷體" w:eastAsia="標楷體" w:hAnsi="標楷體" w:cs="新細明體"/>
+                <w:color w:val="FF0000"/>
+                <w:kern w:val="0"/>
+              </w:rPr>
+              <w:t>註</w:t>
+            </w:r>
+            <w:proofErr w:type="gramEnd"/>
+            <w:r>
+              <w:rPr>
+                <w:rFonts w:ascii="標楷體" w:eastAsia="標楷體" w:hAnsi="標楷體" w:cs="新細明體"/>
+                <w:color w:val="FF0000"/>
+                <w:kern w:val="0"/>
+              </w:rPr>
+              <w:t>：若</w:t>
+            </w:r>
+            <w:proofErr w:type="gramStart"/>
+            <w:r>
+              <w:rPr>
+                <w:rFonts w:ascii="標楷體" w:eastAsia="標楷體" w:hAnsi="標楷體" w:cs="新細明體"/>
+                <w:color w:val="FF0000"/>
+                <w:kern w:val="0"/>
+              </w:rPr>
+              <w:t>遇秀休</w:t>
+            </w:r>
+            <w:proofErr w:type="gramEnd"/>
+            <w:r>
+              <w:rPr>
+                <w:rFonts w:ascii="標楷體" w:eastAsia="標楷體" w:hAnsi="標楷體" w:cs="新細明體"/>
+                <w:color w:val="FF0000"/>
+                <w:kern w:val="0"/>
+              </w:rPr>
+              <w:t>館或滿座，行程將作先後順序調整，不便之處敬請見諒！</w:t>
             </w:r>
             <w:r>
               <w:rPr>
@@ -1664,7 +2158,25 @@
                 <w:color w:val="330033"/>
                 <w:kern w:val="0"/>
               </w:rPr>
-              <w:t>【松島天空步道】一樣位於釜山，但步道長度加長到 365公尺，是全韓國最長的海上步道取名叫「</w:t>
+              <w:t>【松島天空步道】一樣位於釜山，</w:t>
+            </w:r>
+            <w:proofErr w:type="gramStart"/>
+            <w:r>
+              <w:rPr>
+                <w:rFonts w:ascii="標楷體" w:eastAsia="標楷體" w:hAnsi="標楷體" w:cs="新細明體"/>
+                <w:color w:val="330033"/>
+                <w:kern w:val="0"/>
+              </w:rPr>
+              <w:t>但步道</w:t>
+            </w:r>
+            <w:proofErr w:type="gramEnd"/>
+            <w:r>
+              <w:rPr>
+                <w:rFonts w:ascii="標楷體" w:eastAsia="標楷體" w:hAnsi="標楷體" w:cs="新細明體"/>
+                <w:color w:val="330033"/>
+                <w:kern w:val="0"/>
+              </w:rPr>
+              <w:t>長度加長到 365公尺，是全韓國最長的海上步道取名叫「</w:t>
             </w:r>
             <w:r>
               <w:rPr>
@@ -1698,7 +2210,43 @@
                 <w:color w:val="330033"/>
                 <w:kern w:val="0"/>
               </w:rPr>
-              <w:t>【釜山海雲臺市場】是避暑觀光客必訪地之一。在此可四處遊覽並享受購物的樂趣，不僅有各種新鮮便宜的蔬菜、肉類與魚貝類，還有飯捲、辣炒年糕等各式各樣的美食。</w:t>
+              <w:t>【釜山海雲臺市場】是避暑觀光客</w:t>
+            </w:r>
+            <w:proofErr w:type="gramStart"/>
+            <w:r>
+              <w:rPr>
+                <w:rFonts w:ascii="標楷體" w:eastAsia="標楷體" w:hAnsi="標楷體" w:cs="新細明體"/>
+                <w:color w:val="330033"/>
+                <w:kern w:val="0"/>
+              </w:rPr>
+              <w:t>必訪地之一</w:t>
+            </w:r>
+            <w:proofErr w:type="gramEnd"/>
+            <w:r>
+              <w:rPr>
+                <w:rFonts w:ascii="標楷體" w:eastAsia="標楷體" w:hAnsi="標楷體" w:cs="新細明體"/>
+                <w:color w:val="330033"/>
+                <w:kern w:val="0"/>
+              </w:rPr>
+              <w:t>。在此可四處遊覽並享受購物的樂趣，不僅有各種新鮮便宜的蔬菜、肉類與魚貝類，還有飯</w:t>
+            </w:r>
+            <w:proofErr w:type="gramStart"/>
+            <w:r>
+              <w:rPr>
+                <w:rFonts w:ascii="標楷體" w:eastAsia="標楷體" w:hAnsi="標楷體" w:cs="新細明體"/>
+                <w:color w:val="330033"/>
+                <w:kern w:val="0"/>
+              </w:rPr>
+              <w:t>捲</w:t>
+            </w:r>
+            <w:proofErr w:type="gramEnd"/>
+            <w:r>
+              <w:rPr>
+                <w:rFonts w:ascii="標楷體" w:eastAsia="標楷體" w:hAnsi="標楷體" w:cs="新細明體"/>
+                <w:color w:val="330033"/>
+                <w:kern w:val="0"/>
+              </w:rPr>
+              <w:t>、辣炒年糕等各式各樣的美食。</w:t>
             </w:r>
           </w:p>
         </w:tc>
@@ -1777,6 +2325,7 @@
                 <w:rFonts w:ascii="標楷體" w:eastAsia="標楷體" w:hAnsi="標楷體" w:cs="新細明體"/>
                 <w:kern w:val="0"/>
               </w:rPr>
+              <w:lastRenderedPageBreak/>
               <w:t xml:space="preserve">晚餐：【韓味食堂】~釜山鮑魚一隻雞+年糕+手工麵條+哈韓熟食區　　</w:t>
             </w:r>
           </w:p>
@@ -1885,17 +2434,7 @@
                   <w:kern w:val="0"/>
                   <w:u w:val="single"/>
                 </w:rPr>
-                <w:t>釜山五花特二級 ISQUARE 酒</w:t>
-              </w:r>
-              <w:r>
-                <w:rPr>
-                  <w:rFonts w:ascii="標楷體" w:eastAsia="標楷體" w:hAnsi="標楷體" w:cs="新細明體"/>
-                  <w:color w:val="0000FF"/>
-                  <w:kern w:val="0"/>
-                  <w:u w:val="single"/>
-                </w:rPr>
-                <w:lastRenderedPageBreak/>
-                <w:t>店</w:t>
+                <w:t>釜山五花特二級 ISQUARE 酒店</w:t>
               </w:r>
             </w:hyperlink>
             <w:r>
@@ -1980,7 +2519,6 @@
                 <w:bCs/>
                 <w:kern w:val="0"/>
               </w:rPr>
-              <w:lastRenderedPageBreak/>
               <w:t>第</w:t>
             </w:r>
             <w:r>
@@ -2052,7 +2590,51 @@
                 <w:color w:val="000000"/>
                 <w:kern w:val="0"/>
               </w:rPr>
-              <w:t>積木村(甘川洞文化村)→韓流時尚彩粧店→白險灘文化村→韓國文化體驗營(水果大福DIY+韓服體驗+韓式下午茶)→釜山西面鬧區</w:t>
+              <w:t>積木村(</w:t>
+            </w:r>
+            <w:proofErr w:type="gramStart"/>
+            <w:r>
+              <w:rPr>
+                <w:rFonts w:ascii="標楷體" w:eastAsia="標楷體" w:hAnsi="標楷體" w:cs="新細明體"/>
+                <w:b/>
+                <w:bCs/>
+                <w:color w:val="000000"/>
+                <w:kern w:val="0"/>
+              </w:rPr>
+              <w:t>甘川洞</w:t>
+            </w:r>
+            <w:proofErr w:type="gramEnd"/>
+            <w:r>
+              <w:rPr>
+                <w:rFonts w:ascii="標楷體" w:eastAsia="標楷體" w:hAnsi="標楷體" w:cs="新細明體"/>
+                <w:b/>
+                <w:bCs/>
+                <w:color w:val="000000"/>
+                <w:kern w:val="0"/>
+              </w:rPr>
+              <w:t>文化村)→韓流時尚彩</w:t>
+            </w:r>
+            <w:proofErr w:type="gramStart"/>
+            <w:r>
+              <w:rPr>
+                <w:rFonts w:ascii="標楷體" w:eastAsia="標楷體" w:hAnsi="標楷體" w:cs="新細明體"/>
+                <w:b/>
+                <w:bCs/>
+                <w:color w:val="000000"/>
+                <w:kern w:val="0"/>
+              </w:rPr>
+              <w:t>粧</w:t>
+            </w:r>
+            <w:proofErr w:type="gramEnd"/>
+            <w:r>
+              <w:rPr>
+                <w:rFonts w:ascii="標楷體" w:eastAsia="標楷體" w:hAnsi="標楷體" w:cs="新細明體"/>
+                <w:b/>
+                <w:bCs/>
+                <w:color w:val="000000"/>
+                <w:kern w:val="0"/>
+              </w:rPr>
+              <w:t>店→白險灘文化村→韓國文化體驗營(水果大福DIY+韓服體驗+韓式下午茶)→釜山西面鬧區</w:t>
             </w:r>
             <w:r>
               <w:rPr>
@@ -2061,7 +2643,43 @@
                 <w:kern w:val="0"/>
               </w:rPr>
               <w:br/>
-              <w:t>【甘川洞文化村】夢之城釜山的馬丘比丘“藝術工廠多大浦”的公共項目建設讓老城區脫胎換骨。將沙下區甘川二洞一帶的空房和巷弄改造成小區歷史畫廊和酒吧等，重新創造夢之文化藝術平臺。彩色的房子層疊出別具特色的景致，是一個適合探索、拍照的好地方。</w:t>
+              <w:t>【甘川洞文化村】夢之城釜山的馬丘比丘“藝術工廠多大浦”的公共項目建設讓老城區脫胎換骨。將沙下</w:t>
+            </w:r>
+            <w:proofErr w:type="gramStart"/>
+            <w:r>
+              <w:rPr>
+                <w:rFonts w:ascii="標楷體" w:eastAsia="標楷體" w:hAnsi="標楷體" w:cs="新細明體"/>
+                <w:color w:val="330033"/>
+                <w:kern w:val="0"/>
+              </w:rPr>
+              <w:t>區甘川</w:t>
+            </w:r>
+            <w:proofErr w:type="gramEnd"/>
+            <w:r>
+              <w:rPr>
+                <w:rFonts w:ascii="標楷體" w:eastAsia="標楷體" w:hAnsi="標楷體" w:cs="新細明體"/>
+                <w:color w:val="330033"/>
+                <w:kern w:val="0"/>
+              </w:rPr>
+              <w:t>二洞一帶的空房和巷弄改造成小區歷史畫廊和酒吧等，重新創造夢之文化藝術平</w:t>
+            </w:r>
+            <w:proofErr w:type="gramStart"/>
+            <w:r>
+              <w:rPr>
+                <w:rFonts w:ascii="標楷體" w:eastAsia="標楷體" w:hAnsi="標楷體" w:cs="新細明體"/>
+                <w:color w:val="330033"/>
+                <w:kern w:val="0"/>
+              </w:rPr>
+              <w:t>臺</w:t>
+            </w:r>
+            <w:proofErr w:type="gramEnd"/>
+            <w:r>
+              <w:rPr>
+                <w:rFonts w:ascii="標楷體" w:eastAsia="標楷體" w:hAnsi="標楷體" w:cs="新細明體"/>
+                <w:color w:val="330033"/>
+                <w:kern w:val="0"/>
+              </w:rPr>
+              <w:t>。彩色的房子層疊出別具特色的景致，是一個適合探索、拍照的好地方。</w:t>
             </w:r>
             <w:r>
               <w:rPr>
@@ -2070,7 +2688,43 @@
                 <w:kern w:val="0"/>
               </w:rPr>
               <w:br/>
-              <w:t>【白險灘文化村】這一帶原本為釜山舊市區白淺灘街，連接蓬萊山上彎彎流下的小溪，一路沿著蜿蜒山勢向下流的溪水，看起來就像是下過白雪一般，所以才取名為白淺灘文化村。將老舊的民房進行整修並且加設藝術裝置創作作品後，才成為了能夠體驗影島居民生活的獨特文化藝術村。</w:t>
+              <w:t>【白險灘文化村】這一帶原本為釜山舊市區白淺灘街，連接蓬萊山上彎</w:t>
+            </w:r>
+            <w:proofErr w:type="gramStart"/>
+            <w:r>
+              <w:rPr>
+                <w:rFonts w:ascii="標楷體" w:eastAsia="標楷體" w:hAnsi="標楷體" w:cs="新細明體"/>
+                <w:color w:val="330033"/>
+                <w:kern w:val="0"/>
+              </w:rPr>
+              <w:t>彎</w:t>
+            </w:r>
+            <w:proofErr w:type="gramEnd"/>
+            <w:r>
+              <w:rPr>
+                <w:rFonts w:ascii="標楷體" w:eastAsia="標楷體" w:hAnsi="標楷體" w:cs="新細明體"/>
+                <w:color w:val="330033"/>
+                <w:kern w:val="0"/>
+              </w:rPr>
+              <w:t>流下的小溪，一路沿著蜿蜒山勢向下流的溪水，看起來就像是下過白雪一般，所以才取名為白淺灘文化村。將老舊的民房進行整修並且加設藝術裝置創作作品後，才成為了能夠</w:t>
+            </w:r>
+            <w:proofErr w:type="gramStart"/>
+            <w:r>
+              <w:rPr>
+                <w:rFonts w:ascii="標楷體" w:eastAsia="標楷體" w:hAnsi="標楷體" w:cs="新細明體"/>
+                <w:color w:val="330033"/>
+                <w:kern w:val="0"/>
+              </w:rPr>
+              <w:t>體驗影島居民</w:t>
+            </w:r>
+            <w:proofErr w:type="gramEnd"/>
+            <w:r>
+              <w:rPr>
+                <w:rFonts w:ascii="標楷體" w:eastAsia="標楷體" w:hAnsi="標楷體" w:cs="新細明體"/>
+                <w:color w:val="330033"/>
+                <w:kern w:val="0"/>
+              </w:rPr>
+              <w:t>生活的獨特文化藝術村。</w:t>
             </w:r>
             <w:r>
               <w:rPr>
@@ -2087,17 +2741,53 @@
               <w:widowControl/>
               <w:spacing w:after="0" w:line="240" w:lineRule="auto"/>
               <w:rPr>
-                <w:rFonts w:ascii="新細明體" w:hAnsi="新細明體" w:cs="新細明體" w:hint="eastAsia"/>
-                <w:kern w:val="0"/>
-              </w:rPr>
-            </w:pPr>
-            <w:r>
-              <w:rPr>
-                <w:rFonts w:ascii="標楷體" w:eastAsia="標楷體" w:hAnsi="標楷體" w:cs="新細明體"/>
-                <w:color w:val="330033"/>
-                <w:kern w:val="0"/>
-              </w:rPr>
-              <w:t>【西面鬧區】釜山明洞之稱~西面，最大也最熱鬧的購物區，西面1號街是指從舊天佑莊至LG服務中心之間的一條寬8m、長330m的街道，位於釜山市釜山鎮區，是西面繁華的街道，以藝術街聞名。以西面1號街大型標誌為中心，四周聚集了許多酒吧和咖啡館。燈光絢爛的酒吧、美食街，總是充滿快樂、熱鬧的氛圍。</w:t>
+                <w:rFonts w:ascii="新細明體" w:hAnsi="新細明體" w:cs="新細明體"/>
+                <w:kern w:val="0"/>
+              </w:rPr>
+            </w:pPr>
+            <w:r>
+              <w:rPr>
+                <w:rFonts w:ascii="標楷體" w:eastAsia="標楷體" w:hAnsi="標楷體" w:cs="新細明體"/>
+                <w:color w:val="330033"/>
+                <w:kern w:val="0"/>
+              </w:rPr>
+              <w:t>【西面鬧區】釜山明洞之稱~</w:t>
+            </w:r>
+            <w:proofErr w:type="gramStart"/>
+            <w:r>
+              <w:rPr>
+                <w:rFonts w:ascii="標楷體" w:eastAsia="標楷體" w:hAnsi="標楷體" w:cs="新細明體"/>
+                <w:color w:val="330033"/>
+                <w:kern w:val="0"/>
+              </w:rPr>
+              <w:t>西面，</w:t>
+            </w:r>
+            <w:proofErr w:type="gramEnd"/>
+            <w:r>
+              <w:rPr>
+                <w:rFonts w:ascii="標楷體" w:eastAsia="標楷體" w:hAnsi="標楷體" w:cs="新細明體"/>
+                <w:color w:val="330033"/>
+                <w:kern w:val="0"/>
+              </w:rPr>
+              <w:t>最大也最熱鬧的購物區，西面1號街是指從</w:t>
+            </w:r>
+            <w:proofErr w:type="gramStart"/>
+            <w:r>
+              <w:rPr>
+                <w:rFonts w:ascii="標楷體" w:eastAsia="標楷體" w:hAnsi="標楷體" w:cs="新細明體"/>
+                <w:color w:val="330033"/>
+                <w:kern w:val="0"/>
+              </w:rPr>
+              <w:t>舊天佑莊至</w:t>
+            </w:r>
+            <w:proofErr w:type="gramEnd"/>
+            <w:r>
+              <w:rPr>
+                <w:rFonts w:ascii="標楷體" w:eastAsia="標楷體" w:hAnsi="標楷體" w:cs="新細明體"/>
+                <w:color w:val="330033"/>
+                <w:kern w:val="0"/>
+              </w:rPr>
+              <w:t>LG服務中心之間的一條寬8m、長330m的街道，位於釜山市釜山鎮區，是西面繁華的街道，以藝術街聞名。以西面1號街大型標誌為中心，四周聚集了許多酒吧和咖啡館。燈光絢爛的酒吧、美食街，總是充滿快樂、熱鬧的氛圍。</w:t>
             </w:r>
           </w:p>
         </w:tc>
@@ -2159,7 +2849,55 @@
                 <w:rFonts w:ascii="標楷體" w:eastAsia="標楷體" w:hAnsi="標楷體" w:cs="新細明體"/>
                 <w:kern w:val="0"/>
               </w:rPr>
-              <w:t xml:space="preserve">早餐：飯店內早餐　　中餐：蟹塔傳說(長腳蟹吃到飽+蟹膏炒飯+蟹肉羹+海鮮盤)　　</w:t>
+              <w:t>早餐：飯店內早餐　　中餐：</w:t>
+            </w:r>
+            <w:proofErr w:type="gramStart"/>
+            <w:r>
+              <w:rPr>
+                <w:rFonts w:ascii="標楷體" w:eastAsia="標楷體" w:hAnsi="標楷體" w:cs="新細明體"/>
+                <w:kern w:val="0"/>
+              </w:rPr>
+              <w:t>蟹塔傳說</w:t>
+            </w:r>
+            <w:proofErr w:type="gramEnd"/>
+            <w:r>
+              <w:rPr>
+                <w:rFonts w:ascii="標楷體" w:eastAsia="標楷體" w:hAnsi="標楷體" w:cs="新細明體"/>
+                <w:kern w:val="0"/>
+              </w:rPr>
+              <w:t>(長</w:t>
+            </w:r>
+            <w:proofErr w:type="gramStart"/>
+            <w:r>
+              <w:rPr>
+                <w:rFonts w:ascii="標楷體" w:eastAsia="標楷體" w:hAnsi="標楷體" w:cs="新細明體"/>
+                <w:kern w:val="0"/>
+              </w:rPr>
+              <w:t>腳蟹吃到</w:t>
+            </w:r>
+            <w:proofErr w:type="gramEnd"/>
+            <w:r>
+              <w:rPr>
+                <w:rFonts w:ascii="標楷體" w:eastAsia="標楷體" w:hAnsi="標楷體" w:cs="新細明體"/>
+                <w:kern w:val="0"/>
+              </w:rPr>
+              <w:t>飽+</w:t>
+            </w:r>
+            <w:proofErr w:type="gramStart"/>
+            <w:r>
+              <w:rPr>
+                <w:rFonts w:ascii="標楷體" w:eastAsia="標楷體" w:hAnsi="標楷體" w:cs="新細明體"/>
+                <w:kern w:val="0"/>
+              </w:rPr>
+              <w:t>蟹膏炒飯</w:t>
+            </w:r>
+            <w:proofErr w:type="gramEnd"/>
+            <w:r>
+              <w:rPr>
+                <w:rFonts w:ascii="標楷體" w:eastAsia="標楷體" w:hAnsi="標楷體" w:cs="新細明體"/>
+                <w:kern w:val="0"/>
+              </w:rPr>
+              <w:t xml:space="preserve">+蟹肉羹+海鮮盤)　　</w:t>
             </w:r>
           </w:p>
           <w:p>
@@ -2176,7 +2914,55 @@
                 <w:rFonts w:ascii="標楷體" w:eastAsia="標楷體" w:hAnsi="標楷體" w:cs="新細明體"/>
                 <w:kern w:val="0"/>
               </w:rPr>
-              <w:t xml:space="preserve">晚餐：名門私廚~韓國烤魚韓定食+石鍋飯+大醬湯+豐富小菜　　</w:t>
+              <w:t>晚餐：</w:t>
+            </w:r>
+            <w:proofErr w:type="gramStart"/>
+            <w:r>
+              <w:rPr>
+                <w:rFonts w:ascii="標楷體" w:eastAsia="標楷體" w:hAnsi="標楷體" w:cs="新細明體"/>
+                <w:kern w:val="0"/>
+              </w:rPr>
+              <w:t>名門私廚</w:t>
+            </w:r>
+            <w:proofErr w:type="gramEnd"/>
+            <w:r>
+              <w:rPr>
+                <w:rFonts w:ascii="標楷體" w:eastAsia="標楷體" w:hAnsi="標楷體" w:cs="新細明體"/>
+                <w:kern w:val="0"/>
+              </w:rPr>
+              <w:t>~韓國烤</w:t>
+            </w:r>
+            <w:proofErr w:type="gramStart"/>
+            <w:r>
+              <w:rPr>
+                <w:rFonts w:ascii="標楷體" w:eastAsia="標楷體" w:hAnsi="標楷體" w:cs="新細明體"/>
+                <w:kern w:val="0"/>
+              </w:rPr>
+              <w:t>魚韓定</w:t>
+            </w:r>
+            <w:proofErr w:type="gramEnd"/>
+            <w:r>
+              <w:rPr>
+                <w:rFonts w:ascii="標楷體" w:eastAsia="標楷體" w:hAnsi="標楷體" w:cs="新細明體"/>
+                <w:kern w:val="0"/>
+              </w:rPr>
+              <w:t>食+石</w:t>
+            </w:r>
+            <w:proofErr w:type="gramStart"/>
+            <w:r>
+              <w:rPr>
+                <w:rFonts w:ascii="標楷體" w:eastAsia="標楷體" w:hAnsi="標楷體" w:cs="新細明體"/>
+                <w:kern w:val="0"/>
+              </w:rPr>
+              <w:t>鍋飯+大醬湯</w:t>
+            </w:r>
+            <w:proofErr w:type="gramEnd"/>
+            <w:r>
+              <w:rPr>
+                <w:rFonts w:ascii="標楷體" w:eastAsia="標楷體" w:hAnsi="標楷體" w:cs="新細明體"/>
+                <w:kern w:val="0"/>
+              </w:rPr>
+              <w:t xml:space="preserve">+豐富小菜　　</w:t>
             </w:r>
           </w:p>
         </w:tc>
@@ -2248,7 +3034,27 @@
                   <w:kern w:val="0"/>
                   <w:u w:val="single"/>
                 </w:rPr>
-                <w:t>五花四星級凱悅嘉軒酒店</w:t>
+                <w:t>五花四星級</w:t>
+              </w:r>
+              <w:proofErr w:type="gramStart"/>
+              <w:r>
+                <w:rPr>
+                  <w:rFonts w:ascii="標楷體" w:eastAsia="標楷體" w:hAnsi="標楷體" w:cs="新細明體"/>
+                  <w:color w:val="0000FF"/>
+                  <w:kern w:val="0"/>
+                  <w:u w:val="single"/>
+                </w:rPr>
+                <w:t>凱悅嘉軒</w:t>
+              </w:r>
+              <w:proofErr w:type="gramEnd"/>
+              <w:r>
+                <w:rPr>
+                  <w:rFonts w:ascii="標楷體" w:eastAsia="標楷體" w:hAnsi="標楷體" w:cs="新細明體"/>
+                  <w:color w:val="0000FF"/>
+                  <w:kern w:val="0"/>
+                  <w:u w:val="single"/>
+                </w:rPr>
+                <w:t>酒店</w:t>
               </w:r>
             </w:hyperlink>
             <w:r>
@@ -2525,13 +3331,23 @@
               </w:rPr>
               <w:br/>
             </w:r>
+            <w:proofErr w:type="gramStart"/>
             <w:r>
               <w:rPr>
                 <w:rFonts w:ascii="標楷體" w:eastAsia="標楷體" w:hAnsi="標楷體" w:cs="新細明體"/>
                 <w:color w:val="FF0000"/>
                 <w:kern w:val="0"/>
               </w:rPr>
-              <w:t>註：所有加工肉類（含真空包裝）不可以帶回台灣。</w:t>
+              <w:t>註</w:t>
+            </w:r>
+            <w:proofErr w:type="gramEnd"/>
+            <w:r>
+              <w:rPr>
+                <w:rFonts w:ascii="標楷體" w:eastAsia="標楷體" w:hAnsi="標楷體" w:cs="新細明體"/>
+                <w:color w:val="FF0000"/>
+                <w:kern w:val="0"/>
+              </w:rPr>
+              <w:t>：所有加工肉類（含真空包裝）不可以帶回台灣。</w:t>
             </w:r>
           </w:p>
         </w:tc>
@@ -2981,7 +3797,23 @@
                 <w:rFonts w:ascii="標楷體" w:eastAsia="標楷體" w:hAnsi="標楷體" w:cs="新細明體"/>
                 <w:kern w:val="0"/>
               </w:rPr>
-              <w:t>若為一位大人 或 一位大人帶一位嬰兒報名參加，或需求單人入住一間房，需加收單房差。</w:t>
+              <w:t>若為一位大人 或 一位大人帶一位嬰兒報名參加，或需求單人入住一間房，需加收</w:t>
+            </w:r>
+            <w:proofErr w:type="gramStart"/>
+            <w:r>
+              <w:rPr>
+                <w:rFonts w:ascii="標楷體" w:eastAsia="標楷體" w:hAnsi="標楷體" w:cs="新細明體"/>
+                <w:kern w:val="0"/>
+              </w:rPr>
+              <w:t>單房差</w:t>
+            </w:r>
+            <w:proofErr w:type="gramEnd"/>
+            <w:r>
+              <w:rPr>
+                <w:rFonts w:ascii="標楷體" w:eastAsia="標楷體" w:hAnsi="標楷體" w:cs="新細明體"/>
+                <w:kern w:val="0"/>
+              </w:rPr>
+              <w:t>。</w:t>
             </w:r>
           </w:p>
           <w:p>
@@ -3018,12 +3850,22 @@
                 <w:kern w:val="0"/>
               </w:rPr>
             </w:pPr>
+            <w:proofErr w:type="gramStart"/>
             <w:r>
               <w:rPr>
                 <w:rFonts w:ascii="標楷體" w:eastAsia="標楷體" w:hAnsi="標楷體" w:cs="新細明體" w:hint="eastAsia"/>
                 <w:kern w:val="0"/>
               </w:rPr>
-              <w:t>不含機上餐和水</w:t>
+              <w:lastRenderedPageBreak/>
+              <w:t>不含機上</w:t>
+            </w:r>
+            <w:proofErr w:type="gramEnd"/>
+            <w:r>
+              <w:rPr>
+                <w:rFonts w:ascii="標楷體" w:eastAsia="標楷體" w:hAnsi="標楷體" w:cs="新細明體" w:hint="eastAsia"/>
+                <w:kern w:val="0"/>
+              </w:rPr>
+              <w:t>餐和水</w:t>
             </w:r>
           </w:p>
           <w:p>
@@ -3060,13 +3902,37 @@
                 <w:kern w:val="0"/>
               </w:rPr>
             </w:pPr>
-            <w:r>
-              <w:rPr>
-                <w:rFonts w:ascii="標楷體" w:eastAsia="標楷體" w:hAnsi="標楷體" w:cs="新細明體"/>
-                <w:kern w:val="0"/>
-              </w:rPr>
-              <w:lastRenderedPageBreak/>
-              <w:t>此團型使用團體機位，航班不可指定、不可延回、不可更改進出點、不可指定座位。</w:t>
+            <w:proofErr w:type="gramStart"/>
+            <w:r>
+              <w:rPr>
+                <w:rFonts w:ascii="標楷體" w:eastAsia="標楷體" w:hAnsi="標楷體" w:cs="新細明體"/>
+                <w:kern w:val="0"/>
+              </w:rPr>
+              <w:t>此團型使用</w:t>
+            </w:r>
+            <w:proofErr w:type="gramEnd"/>
+            <w:r>
+              <w:rPr>
+                <w:rFonts w:ascii="標楷體" w:eastAsia="標楷體" w:hAnsi="標楷體" w:cs="新細明體"/>
+                <w:kern w:val="0"/>
+              </w:rPr>
+              <w:t>團體機位，航班不可指定、</w:t>
+            </w:r>
+            <w:proofErr w:type="gramStart"/>
+            <w:r>
+              <w:rPr>
+                <w:rFonts w:ascii="標楷體" w:eastAsia="標楷體" w:hAnsi="標楷體" w:cs="新細明體"/>
+                <w:kern w:val="0"/>
+              </w:rPr>
+              <w:t>不可延回</w:t>
+            </w:r>
+            <w:proofErr w:type="gramEnd"/>
+            <w:r>
+              <w:rPr>
+                <w:rFonts w:ascii="標楷體" w:eastAsia="標楷體" w:hAnsi="標楷體" w:cs="新細明體"/>
+                <w:kern w:val="0"/>
+              </w:rPr>
+              <w:t>、不可更改進出點、不可指定座位。</w:t>
             </w:r>
           </w:p>
           <w:p>
@@ -3124,13 +3990,23 @@
                 <w:kern w:val="0"/>
               </w:rPr>
             </w:pPr>
+            <w:proofErr w:type="gramStart"/>
             <w:r>
               <w:rPr>
                 <w:rFonts w:ascii="標楷體" w:eastAsia="標楷體" w:hAnsi="標楷體" w:cs="新細明體"/>
                 <w:color w:val="FF0000"/>
                 <w:kern w:val="0"/>
               </w:rPr>
-              <w:t>此航班包含手提行李10公斤來回，拖運行李20公斤來回。</w:t>
+              <w:t>此航班</w:t>
+            </w:r>
+            <w:proofErr w:type="gramEnd"/>
+            <w:r>
+              <w:rPr>
+                <w:rFonts w:ascii="標楷體" w:eastAsia="標楷體" w:hAnsi="標楷體" w:cs="新細明體"/>
+                <w:color w:val="FF0000"/>
+                <w:kern w:val="0"/>
+              </w:rPr>
+              <w:t>包含手提行李10公斤來回，拖運行李20公斤來回。</w:t>
             </w:r>
           </w:p>
           <w:p>
@@ -3151,7 +4027,23 @@
                 <w:rFonts w:ascii="標楷體" w:eastAsia="標楷體" w:hAnsi="標楷體" w:cs="新細明體"/>
                 <w:kern w:val="0"/>
               </w:rPr>
-              <w:t>請務必於起飛前2個半小時抵達機場辦理登機手續，逾時關櫃旅客需自行負責。</w:t>
+              <w:t>請務必於起飛前2個半小時抵達機場辦理登機手續，逾</w:t>
+            </w:r>
+            <w:proofErr w:type="gramStart"/>
+            <w:r>
+              <w:rPr>
+                <w:rFonts w:ascii="標楷體" w:eastAsia="標楷體" w:hAnsi="標楷體" w:cs="新細明體"/>
+                <w:kern w:val="0"/>
+              </w:rPr>
+              <w:t>時關櫃旅客</w:t>
+            </w:r>
+            <w:proofErr w:type="gramEnd"/>
+            <w:r>
+              <w:rPr>
+                <w:rFonts w:ascii="標楷體" w:eastAsia="標楷體" w:hAnsi="標楷體" w:cs="新細明體"/>
+                <w:kern w:val="0"/>
+              </w:rPr>
+              <w:t>需自行負責。</w:t>
             </w:r>
           </w:p>
           <w:p>
@@ -3167,12 +4059,21 @@
                 <w:kern w:val="0"/>
               </w:rPr>
             </w:pPr>
-            <w:r>
-              <w:rPr>
-                <w:rFonts w:ascii="標楷體" w:eastAsia="標楷體" w:hAnsi="標楷體" w:cs="新細明體"/>
-                <w:kern w:val="0"/>
-              </w:rPr>
-              <w:t>關櫃時間為起飛前45分鐘，逾時未能辦妥登機手續敬請自行負責。</w:t>
+            <w:proofErr w:type="gramStart"/>
+            <w:r>
+              <w:rPr>
+                <w:rFonts w:ascii="標楷體" w:eastAsia="標楷體" w:hAnsi="標楷體" w:cs="新細明體"/>
+                <w:kern w:val="0"/>
+              </w:rPr>
+              <w:t>關櫃時間</w:t>
+            </w:r>
+            <w:proofErr w:type="gramEnd"/>
+            <w:r>
+              <w:rPr>
+                <w:rFonts w:ascii="標楷體" w:eastAsia="標楷體" w:hAnsi="標楷體" w:cs="新細明體"/>
+                <w:kern w:val="0"/>
+              </w:rPr>
+              <w:t>為起飛前45分鐘，逾時未能辦妥登機手續敬請自行負責。</w:t>
             </w:r>
           </w:p>
           <w:p>
@@ -3214,7 +4115,23 @@
                 <w:rFonts w:ascii="標楷體" w:eastAsia="標楷體" w:hAnsi="標楷體" w:cs="新細明體"/>
                 <w:kern w:val="0"/>
               </w:rPr>
-              <w:t>以上行程僅供參考，正確之行程內容、班機時間、降落城市及住宿飯店，請以行前說明會資料為準。</w:t>
+              <w:t>以上行程僅供參考，正確之行程內容、班機時間、降落城市及住宿飯店，請以行前說明會資料為</w:t>
+            </w:r>
+            <w:proofErr w:type="gramStart"/>
+            <w:r>
+              <w:rPr>
+                <w:rFonts w:ascii="標楷體" w:eastAsia="標楷體" w:hAnsi="標楷體" w:cs="新細明體"/>
+                <w:kern w:val="0"/>
+              </w:rPr>
+              <w:t>準</w:t>
+            </w:r>
+            <w:proofErr w:type="gramEnd"/>
+            <w:r>
+              <w:rPr>
+                <w:rFonts w:ascii="標楷體" w:eastAsia="標楷體" w:hAnsi="標楷體" w:cs="新細明體"/>
+                <w:kern w:val="0"/>
+              </w:rPr>
+              <w:t>。</w:t>
             </w:r>
           </w:p>
           <w:p>
@@ -3235,7 +4152,23 @@
                 <w:rFonts w:ascii="標楷體" w:eastAsia="標楷體" w:hAnsi="標楷體" w:cs="新細明體"/>
                 <w:kern w:val="0"/>
               </w:rPr>
-              <w:t>2026年將全面採電子入境申報https://www.e-arrivalcard.go.kr/。請旅客入境72小時內自行填寫完電子入境卡。</w:t>
+              <w:t>2026年將全面</w:t>
+            </w:r>
+            <w:proofErr w:type="gramStart"/>
+            <w:r>
+              <w:rPr>
+                <w:rFonts w:ascii="標楷體" w:eastAsia="標楷體" w:hAnsi="標楷體" w:cs="新細明體"/>
+                <w:kern w:val="0"/>
+              </w:rPr>
+              <w:t>採</w:t>
+            </w:r>
+            <w:proofErr w:type="gramEnd"/>
+            <w:r>
+              <w:rPr>
+                <w:rFonts w:ascii="標楷體" w:eastAsia="標楷體" w:hAnsi="標楷體" w:cs="新細明體"/>
+                <w:kern w:val="0"/>
+              </w:rPr>
+              <w:t>電子入境申報https://www.e-arrivalcard.go.kr/。請旅客入境72小時內自行填寫完電子入境卡。</w:t>
             </w:r>
           </w:p>
           <w:p>
@@ -3279,7 +4212,25 @@
                 <w:color w:val="FF0000"/>
                 <w:kern w:val="0"/>
               </w:rPr>
-              <w:t>本行程恕不接受韓籍旅客及其家屬參團;當地參團須提供來回電子機票，恕不接受於韓國打工度假及工作者參團。</w:t>
+              <w:t>本行程恕不接受韓籍旅客及其家屬參團;</w:t>
+            </w:r>
+            <w:proofErr w:type="gramStart"/>
+            <w:r>
+              <w:rPr>
+                <w:rFonts w:ascii="標楷體" w:eastAsia="標楷體" w:hAnsi="標楷體" w:cs="新細明體"/>
+                <w:color w:val="FF0000"/>
+                <w:kern w:val="0"/>
+              </w:rPr>
+              <w:t>當地參團須</w:t>
+            </w:r>
+            <w:proofErr w:type="gramEnd"/>
+            <w:r>
+              <w:rPr>
+                <w:rFonts w:ascii="標楷體" w:eastAsia="標楷體" w:hAnsi="標楷體" w:cs="新細明體"/>
+                <w:color w:val="FF0000"/>
+                <w:kern w:val="0"/>
+              </w:rPr>
+              <w:t>提供來回電子機票，恕不接受於韓國打工度假及工作者參團。</w:t>
             </w:r>
           </w:p>
           <w:p>
@@ -3315,7 +4266,61 @@
                 <w:color w:val="FF0000"/>
                 <w:kern w:val="0"/>
               </w:rPr>
-              <w:t>A.此行程報價限持中華民國護照散客參團適用，整組包團、參展團、會議團、學生團等特殊團體需另行估價，詳情請洽詢您的服務人員。旅客若提供或隱瞞不實資料經查明屬實，本公司有權拒收訂單，此為維護雙方誠信及旅遊品質，造成不便之處，敬請見諒。</w:t>
+              <w:t>A.此行程</w:t>
+            </w:r>
+            <w:proofErr w:type="gramStart"/>
+            <w:r>
+              <w:rPr>
+                <w:rFonts w:ascii="標楷體" w:eastAsia="標楷體" w:hAnsi="標楷體" w:cs="新細明體"/>
+                <w:color w:val="FF0000"/>
+                <w:kern w:val="0"/>
+              </w:rPr>
+              <w:t>報價限持中華民國</w:t>
+            </w:r>
+            <w:proofErr w:type="gramEnd"/>
+            <w:r>
+              <w:rPr>
+                <w:rFonts w:ascii="標楷體" w:eastAsia="標楷體" w:hAnsi="標楷體" w:cs="新細明體"/>
+                <w:color w:val="FF0000"/>
+                <w:kern w:val="0"/>
+              </w:rPr>
+              <w:t>護照散客參團適用，整</w:t>
+            </w:r>
+            <w:proofErr w:type="gramStart"/>
+            <w:r>
+              <w:rPr>
+                <w:rFonts w:ascii="標楷體" w:eastAsia="標楷體" w:hAnsi="標楷體" w:cs="新細明體"/>
+                <w:color w:val="FF0000"/>
+                <w:kern w:val="0"/>
+              </w:rPr>
+              <w:t>組包團</w:t>
+            </w:r>
+            <w:proofErr w:type="gramEnd"/>
+            <w:r>
+              <w:rPr>
+                <w:rFonts w:ascii="標楷體" w:eastAsia="標楷體" w:hAnsi="標楷體" w:cs="新細明體"/>
+                <w:color w:val="FF0000"/>
+                <w:kern w:val="0"/>
+              </w:rPr>
+              <w:t>、參展團、會議團、學生團等特殊團體需另行估價，詳情請洽詢您的服務人員。旅客若提供或隱瞞不實資料經查明屬實，本公司</w:t>
+            </w:r>
+            <w:proofErr w:type="gramStart"/>
+            <w:r>
+              <w:rPr>
+                <w:rFonts w:ascii="標楷體" w:eastAsia="標楷體" w:hAnsi="標楷體" w:cs="新細明體"/>
+                <w:color w:val="FF0000"/>
+                <w:kern w:val="0"/>
+              </w:rPr>
+              <w:t>有權拒收</w:t>
+            </w:r>
+            <w:proofErr w:type="gramEnd"/>
+            <w:r>
+              <w:rPr>
+                <w:rFonts w:ascii="標楷體" w:eastAsia="標楷體" w:hAnsi="標楷體" w:cs="新細明體"/>
+                <w:color w:val="FF0000"/>
+                <w:kern w:val="0"/>
+              </w:rPr>
+              <w:t>訂單，此為維護雙方誠信及旅遊品質，造成不便之處，敬請見諒。</w:t>
             </w:r>
             <w:r>
               <w:rPr>
@@ -3323,7 +4328,39 @@
                 <w:kern w:val="0"/>
               </w:rPr>
               <w:br/>
-              <w:t>B.學生或老人團及外籍人士(不含韓國籍)，單持一本外國護照者，每人需加收NTD6,500元(彩妝照走)。</w:t>
+              <w:t>B.學生或老人團及外籍人士(不含韓國籍)，</w:t>
+            </w:r>
+            <w:proofErr w:type="gramStart"/>
+            <w:r>
+              <w:rPr>
+                <w:rFonts w:ascii="標楷體" w:eastAsia="標楷體" w:hAnsi="標楷體" w:cs="新細明體"/>
+                <w:kern w:val="0"/>
+              </w:rPr>
+              <w:t>單持一本</w:t>
+            </w:r>
+            <w:proofErr w:type="gramEnd"/>
+            <w:r>
+              <w:rPr>
+                <w:rFonts w:ascii="標楷體" w:eastAsia="標楷體" w:hAnsi="標楷體" w:cs="新細明體"/>
+                <w:kern w:val="0"/>
+              </w:rPr>
+              <w:t>外國護照者，每人需加收NTD6,500元(</w:t>
+            </w:r>
+            <w:proofErr w:type="gramStart"/>
+            <w:r>
+              <w:rPr>
+                <w:rFonts w:ascii="標楷體" w:eastAsia="標楷體" w:hAnsi="標楷體" w:cs="新細明體"/>
+                <w:kern w:val="0"/>
+              </w:rPr>
+              <w:t>彩妝照走</w:t>
+            </w:r>
+            <w:proofErr w:type="gramEnd"/>
+            <w:r>
+              <w:rPr>
+                <w:rFonts w:ascii="標楷體" w:eastAsia="標楷體" w:hAnsi="標楷體" w:cs="新細明體"/>
+                <w:kern w:val="0"/>
+              </w:rPr>
+              <w:t>)。</w:t>
             </w:r>
             <w:r>
               <w:rPr>
@@ -3360,7 +4397,39 @@
                 <w:rFonts w:ascii="標楷體" w:eastAsia="標楷體" w:hAnsi="標楷體" w:cs="新細明體"/>
                 <w:kern w:val="0"/>
               </w:rPr>
-              <w:t>本行程設定為團體旅遊行程，故為顧及旅客於出遊期間之人身安全及相關問題，於旅遊行程期間，恕無法接受脫隊之要求；若因此而無法滿足您的旅遊需求，建議您另行選購團體自由行或航空公司套裝自由行，不便之處，尚祈鑒諒。亦不接受單幫客，僅能接受持台灣護照之旅客參團，持非台灣護照者，請洽業務人員另行報價確認。</w:t>
+              <w:t>本行程設定為團體旅遊行程，故為顧及旅客於出遊期間之人身安全及相關問題，於旅遊行程</w:t>
+            </w:r>
+            <w:proofErr w:type="gramStart"/>
+            <w:r>
+              <w:rPr>
+                <w:rFonts w:ascii="標楷體" w:eastAsia="標楷體" w:hAnsi="標楷體" w:cs="新細明體"/>
+                <w:kern w:val="0"/>
+              </w:rPr>
+              <w:t>期間，</w:t>
+            </w:r>
+            <w:proofErr w:type="gramEnd"/>
+            <w:r>
+              <w:rPr>
+                <w:rFonts w:ascii="標楷體" w:eastAsia="標楷體" w:hAnsi="標楷體" w:cs="新細明體"/>
+                <w:kern w:val="0"/>
+              </w:rPr>
+              <w:t>恕無法接受脫隊之要求；若因此而無法滿足您的旅遊需求，建議您另行選購團體自由行或航空公司套裝自由行，不便之處，尚</w:t>
+            </w:r>
+            <w:proofErr w:type="gramStart"/>
+            <w:r>
+              <w:rPr>
+                <w:rFonts w:ascii="標楷體" w:eastAsia="標楷體" w:hAnsi="標楷體" w:cs="新細明體"/>
+                <w:kern w:val="0"/>
+              </w:rPr>
+              <w:t>祈</w:t>
+            </w:r>
+            <w:proofErr w:type="gramEnd"/>
+            <w:r>
+              <w:rPr>
+                <w:rFonts w:ascii="標楷體" w:eastAsia="標楷體" w:hAnsi="標楷體" w:cs="新細明體"/>
+                <w:kern w:val="0"/>
+              </w:rPr>
+              <w:t>鑒諒。亦不接受單幫客，僅能接受持台灣護照之旅客參團，持非台灣護照者，請洽業務人員另行報價確認。</w:t>
             </w:r>
           </w:p>
           <w:p>
@@ -3381,7 +4450,71 @@
                 <w:rFonts w:ascii="標楷體" w:eastAsia="標楷體" w:hAnsi="標楷體" w:cs="新細明體"/>
                 <w:kern w:val="0"/>
               </w:rPr>
-              <w:t>本團體行程景點若客人不參加者，視為自動棄權，恕無法退費，本產品報價中所含景點門票等均按旅行社扣價核算，旅客不再享受其他折扣與優惠，亦不另行退還差價。</w:t>
+              <w:t>本團體行程景點若客人</w:t>
+            </w:r>
+            <w:proofErr w:type="gramStart"/>
+            <w:r>
+              <w:rPr>
+                <w:rFonts w:ascii="標楷體" w:eastAsia="標楷體" w:hAnsi="標楷體" w:cs="新細明體"/>
+                <w:kern w:val="0"/>
+              </w:rPr>
+              <w:t>不</w:t>
+            </w:r>
+            <w:proofErr w:type="gramEnd"/>
+            <w:r>
+              <w:rPr>
+                <w:rFonts w:ascii="標楷體" w:eastAsia="標楷體" w:hAnsi="標楷體" w:cs="新細明體"/>
+                <w:kern w:val="0"/>
+              </w:rPr>
+              <w:t>參加者，視為自動棄權，恕無法退費，本產品報價中</w:t>
+            </w:r>
+            <w:proofErr w:type="gramStart"/>
+            <w:r>
+              <w:rPr>
+                <w:rFonts w:ascii="標楷體" w:eastAsia="標楷體" w:hAnsi="標楷體" w:cs="新細明體"/>
+                <w:kern w:val="0"/>
+              </w:rPr>
+              <w:t>所含景點</w:t>
+            </w:r>
+            <w:proofErr w:type="gramEnd"/>
+            <w:r>
+              <w:rPr>
+                <w:rFonts w:ascii="標楷體" w:eastAsia="標楷體" w:hAnsi="標楷體" w:cs="新細明體"/>
+                <w:kern w:val="0"/>
+              </w:rPr>
+              <w:t>門票</w:t>
+            </w:r>
+            <w:proofErr w:type="gramStart"/>
+            <w:r>
+              <w:rPr>
+                <w:rFonts w:ascii="標楷體" w:eastAsia="標楷體" w:hAnsi="標楷體" w:cs="新細明體"/>
+                <w:kern w:val="0"/>
+              </w:rPr>
+              <w:t>等均按旅行社</w:t>
+            </w:r>
+            <w:proofErr w:type="gramEnd"/>
+            <w:r>
+              <w:rPr>
+                <w:rFonts w:ascii="標楷體" w:eastAsia="標楷體" w:hAnsi="標楷體" w:cs="新細明體"/>
+                <w:kern w:val="0"/>
+              </w:rPr>
+              <w:t>扣價核算，旅客不再享受其他折扣與優惠，亦</w:t>
+            </w:r>
+            <w:proofErr w:type="gramStart"/>
+            <w:r>
+              <w:rPr>
+                <w:rFonts w:ascii="標楷體" w:eastAsia="標楷體" w:hAnsi="標楷體" w:cs="新細明體"/>
+                <w:kern w:val="0"/>
+              </w:rPr>
+              <w:t>不</w:t>
+            </w:r>
+            <w:proofErr w:type="gramEnd"/>
+            <w:r>
+              <w:rPr>
+                <w:rFonts w:ascii="標楷體" w:eastAsia="標楷體" w:hAnsi="標楷體" w:cs="新細明體"/>
+                <w:kern w:val="0"/>
+              </w:rPr>
+              <w:t>另行退還差價。</w:t>
             </w:r>
           </w:p>
           <w:p>
@@ -3402,7 +4535,23 @@
                 <w:rFonts w:ascii="標楷體" w:eastAsia="標楷體" w:hAnsi="標楷體" w:cs="新細明體"/>
                 <w:kern w:val="0"/>
               </w:rPr>
-              <w:t>為考量旅客自身之旅遊安全並顧及同團其它團員之旅遊權益，年滿70以上及行動不便者之貴賓須有同行家人，方始接受報名，不便之處，尚祈鑑諒。</w:t>
+              <w:t>為考量旅客自身之旅遊安全並顧及同團其它團員之旅遊權益，年滿70以上及行動不便者之貴賓須有同行家人，方始接受報名，不便之處，尚</w:t>
+            </w:r>
+            <w:proofErr w:type="gramStart"/>
+            <w:r>
+              <w:rPr>
+                <w:rFonts w:ascii="標楷體" w:eastAsia="標楷體" w:hAnsi="標楷體" w:cs="新細明體"/>
+                <w:kern w:val="0"/>
+              </w:rPr>
+              <w:t>祈鑑</w:t>
+            </w:r>
+            <w:proofErr w:type="gramEnd"/>
+            <w:r>
+              <w:rPr>
+                <w:rFonts w:ascii="標楷體" w:eastAsia="標楷體" w:hAnsi="標楷體" w:cs="新細明體"/>
+                <w:kern w:val="0"/>
+              </w:rPr>
+              <w:t>諒。</w:t>
             </w:r>
           </w:p>
           <w:p>
